--- a/ui/reference-templates/title.docx
+++ b/ui/reference-templates/title.docx
@@ -14,7 +14,7 @@
           <w:i w:val="0"/>
           <w:sz w:val="32"/>
         </w:rPr>
-        <w:t>{{Организация_Подписант_5}}</w:t>
+        <w:t>{{Комплект.Компания.Наименование}}</w:t>
       </w:r>
     </w:p>
     <w:p>
@@ -29,7 +29,7 @@
           <w:i/>
           <w:sz w:val="32"/>
         </w:rPr>
-        <w:t>{{Объект}}</w:t>
+        <w:t>{{Объект.Наименование}}</w:t>
       </w:r>
     </w:p>
     <w:p>
@@ -44,7 +44,7 @@
           <w:i/>
           <w:sz w:val="28"/>
         </w:rPr>
-        <w:t>{{Адрес_Объекта}}</w:t>
+        <w:t>{{Объект.Адрес}}</w:t>
       </w:r>
     </w:p>
     <w:p>
@@ -74,7 +74,7 @@
           <w:i/>
           <w:sz w:val="32"/>
         </w:rPr>
-        <w:t>{{Том}}</w:t>
+        <w:t>{{Комплект.Наименование}}</w:t>
       </w:r>
     </w:p>
     <w:p>
@@ -89,7 +89,7 @@
           <w:i/>
           <w:sz w:val="32"/>
         </w:rPr>
-        <w:t>Шифр: {{Шифр_Проекта}}</w:t>
+        <w:t>Шифр: {{Объект.Шифр}}</w:t>
       </w:r>
     </w:p>
     <w:p>
@@ -104,7 +104,7 @@
           <w:i w:val="0"/>
           <w:sz w:val="24"/>
         </w:rPr>
-        <w:t>Застройщик: {{Застройщик}}</w:t>
+        <w:t>Застройщик: {{Участники.Застройщик.Наименование}}</w:t>
       </w:r>
     </w:p>
     <w:p>
@@ -119,7 +119,7 @@
           <w:i w:val="0"/>
           <w:sz w:val="24"/>
         </w:rPr>
-        <w:t>Технический заказчик: {{Техзаказчик}}</w:t>
+        <w:t>Технический заказчик: {{Участники.Техзаказчик.Наименование}}</w:t>
       </w:r>
     </w:p>
     <w:p>
@@ -134,7 +134,7 @@
           <w:i w:val="0"/>
           <w:sz w:val="24"/>
         </w:rPr>
-        <w:t>Лицо, осуществляющее строительство: {{Генподрядчик}}</w:t>
+        <w:t>Лицо, осуществляющее строительство: {{Участники.Генподрядчик.Наименование}}</w:t>
       </w:r>
     </w:p>
     <w:p>
@@ -149,7 +149,7 @@
           <w:i w:val="0"/>
           <w:sz w:val="24"/>
         </w:rPr>
-        <w:t>Подрядная организация: {{Организация_Подписант_5}}</w:t>
+        <w:t>Подрядная организация: {{Подписанты.ИсполнительРабот.Организация.Наименование}}</w:t>
       </w:r>
     </w:p>
     <w:sectPr>
@@ -182,7 +182,7 @@
         <w:i/>
         <w:sz w:val="28"/>
       </w:rPr>
-      <w:t>{{Год}} г.</w:t>
+      <w:t>{{Комплект.Год}} г.</w:t>
     </w:r>
   </w:p>
 </w:ftr>
